--- a/Document/Card.docx
+++ b/Document/Card.docx
@@ -103,7 +103,179 @@
       <w:pPr>
         <w:pStyle w:val="Heading1"/>
       </w:pPr>
-    </w:p>
+      <w:r>
+        <w:t>Phân chia chủng tộc</w:t>
+      </w:r>
+    </w:p>
+    <w:p>
+      <w:r>
+        <w:t>Có 2 hướng thiết kế:</w:t>
+      </w:r>
+    </w:p>
+    <w:p>
+      <w:r>
+        <w:t xml:space="preserve">Theo vai trò: </w:t>
+      </w:r>
+    </w:p>
+    <w:p>
+      <w:pPr>
+        <w:pStyle w:val="ListParagraph"/>
+        <w:numPr>
+          <w:ilvl w:val="0"/>
+          <w:numId w:val="2"/>
+        </w:numPr>
+      </w:pPr>
+      <w:r>
+        <w:t>Brainy: Chúng là những lính hỗ trợ và sức mạnh của chúng phụ thuộc nhiều vào skill</w:t>
+      </w:r>
+    </w:p>
+    <w:p>
+      <w:pPr>
+        <w:pStyle w:val="ListParagraph"/>
+        <w:numPr>
+          <w:ilvl w:val="0"/>
+          <w:numId w:val="2"/>
+        </w:numPr>
+      </w:pPr>
+      <w:r>
+        <w:t>Sneaky: Chúng là những lính có khả năng tung khống chế, có khả năng dịch chuyển, tàng hình, hoặc tầm đánh xa để tránh nhận sát thương</w:t>
+      </w:r>
+    </w:p>
+    <w:p>
+      <w:pPr>
+        <w:pStyle w:val="ListParagraph"/>
+        <w:numPr>
+          <w:ilvl w:val="0"/>
+          <w:numId w:val="2"/>
+        </w:numPr>
+      </w:pPr>
+      <w:r>
+        <w:t>Crazy: Gây sát thương duy trì lớn</w:t>
+      </w:r>
+    </w:p>
+    <w:p>
+      <w:pPr>
+        <w:pStyle w:val="ListParagraph"/>
+        <w:numPr>
+          <w:ilvl w:val="0"/>
+          <w:numId w:val="2"/>
+        </w:numPr>
+      </w:pPr>
+      <w:r>
+        <w:t>Swarmy: Những đơn vị có khả năng triệu hồi lính con hoặc mạnh nhờ số lượng</w:t>
+      </w:r>
+    </w:p>
+    <w:p>
+      <w:pPr>
+        <w:pStyle w:val="ListParagraph"/>
+        <w:numPr>
+          <w:ilvl w:val="0"/>
+          <w:numId w:val="2"/>
+        </w:numPr>
+      </w:pPr>
+      <w:r>
+        <w:lastRenderedPageBreak/>
+        <w:t>Hearty: Đỡ sát thương cho team mình</w:t>
+      </w:r>
+    </w:p>
+    <w:p>
+      <w:r>
+        <w:t>Theo nguồn gốc:</w:t>
+      </w:r>
+    </w:p>
+    <w:p>
+      <w:r>
+        <w:t>Phe Monkey:</w:t>
+      </w:r>
+    </w:p>
+    <w:p>
+      <w:r>
+        <w:t>Professional: Đầu bếp, bác sĩ, giáo viên, công nhân, lập trình viên, kẻ trộm, Monkey đốn củi</w:t>
+      </w:r>
+    </w:p>
+    <w:p>
+      <w:r>
+        <w:t xml:space="preserve">Medieval: Cung thủ, Cung thủ liên châu, Lính giáp sắt, Hiệp sĩ, Thane, Valkrye, </w:t>
+      </w:r>
+    </w:p>
+    <w:p>
+      <w:r>
+        <w:t>: Samurai, Ronin, Hayate, Ninja, Mini Ninja, Farmer</w:t>
+      </w:r>
+    </w:p>
+    <w:p>
+      <w:r>
+        <w:t>Phe Alien:</w:t>
+      </w:r>
+    </w:p>
+    <w:p>
+      <w:r>
+        <w:t>Pirate</w:t>
+      </w:r>
+    </w:p>
+    <w:p>
+      <w:r>
+        <w:t>Mechanic</w:t>
+      </w:r>
+    </w:p>
+    <w:p>
+      <w:pPr>
+        <w:pStyle w:val="Heading1"/>
+      </w:pPr>
+      <w:r>
+        <w:t>Card Rarity</w:t>
+      </w:r>
+    </w:p>
+    <w:p>
+      <w:r>
+        <w:t>Có 6 mốc thể hiện độ hiếm của thẻ bài: Common(trắng), Uncommon(xanh lá), Rare(xanh biển), Epic(tím), Exotic(vàng), Legendary(đỏ)</w:t>
+      </w:r>
+    </w:p>
+    <w:p>
+      <w:r>
+        <w:t>Độ hiếm càng cao thì thẻ bài đó càng khó kiếm.</w:t>
+      </w:r>
+    </w:p>
+    <w:p>
+      <w:r>
+        <w:t>Độ hiếm không hoàn toàn tỉ lệ thuận với sức mạnh</w:t>
+      </w:r>
+    </w:p>
+    <w:p>
+      <w:r>
+        <w:t xml:space="preserve">Dự kiến khi người chơi hoàn thành hết campain và mini-game sẽ nhận đủ Monkey và Alien để phủ một lượng lớn </w:t>
+      </w:r>
+      <w:r>
+        <w:t>thẻ Common, Uncommon, Rare</w:t>
+      </w:r>
+      <w:r>
+        <w:t xml:space="preserve">. Những thẻ Common đã được nâng cấp lên mức tối đa, </w:t>
+      </w:r>
+    </w:p>
+    <w:p>
+      <w:r>
+        <w:t xml:space="preserve">Thẻ </w:t>
+      </w:r>
+      <w:r>
+        <w:t xml:space="preserve">Epic, </w:t>
+      </w:r>
+      <w:r>
+        <w:t xml:space="preserve">Exotic và Legendary là những thẻ mạnh trong chế độ khiêu chiến(Galatic War mode). </w:t>
+      </w:r>
+      <w:r>
+        <w:t xml:space="preserve">Thẻ Epic thì có thể kiếm được nhờ F2P. </w:t>
+      </w:r>
+      <w:r>
+        <w:t>Thẻ Legendary là thẻ ra mắt sau này</w:t>
+      </w:r>
+      <w:r>
+        <w:t>, gần như không thể kiếm được nhờ F2P.  Từ Epic, độ hiếm càng cao thì sức mạnh trong khiêu chiến càng mạnh nhưng sức mạnh trong các chế độ còn lại không tăng thêm, do đó không làm game mất cân bằng</w:t>
+      </w:r>
+    </w:p>
+    <w:p/>
+    <w:p/>
+    <w:p/>
+    <w:p/>
     <w:sectPr>
       <w:pgSz w:w="12240" w:h="15840"/>
       <w:pgMar w:top="720" w:right="720" w:bottom="720" w:left="720" w:header="720" w:footer="720" w:gutter="0"/>
@@ -112,6 +284,241 @@
     </w:sectPr>
   </w:body>
 </w:document>
+</file>
+
+<file path=word/numbering.xml><?xml version="1.0" encoding="utf-8"?>
+<w:numbering xmlns:wpc="http://schemas.microsoft.com/office/word/2010/wordprocessingCanvas" xmlns:cx="http://schemas.microsoft.com/office/drawing/2014/chartex" xmlns:cx1="http://schemas.microsoft.com/office/drawing/2015/9/8/chartex" xmlns:cx2="http://schemas.microsoft.com/office/drawing/2015/10/21/chartex" xmlns:cx3="http://schemas.microsoft.com/office/drawing/2016/5/9/chartex" xmlns:cx4="http://schemas.microsoft.com/office/drawing/2016/5/10/chartex" xmlns:cx5="http://schemas.microsoft.com/office/drawing/2016/5/11/chartex" xmlns:cx6="http://schemas.microsoft.com/office/drawing/2016/5/12/chartex" xmlns:cx7="http://schemas.microsoft.com/office/drawing/2016/5/13/chartex" xmlns:cx8="http://schemas.microsoft.com/office/drawing/2016/5/14/chartex" xmlns:mc="http://schemas.openxmlformats.org/markup-compatibility/2006" xmlns:aink="http://schemas.microsoft.com/office/drawing/2016/ink" xmlns:am3d="http://schemas.microsoft.com/office/drawing/2017/model3d" xmlns:o="urn:schemas-microsoft-com:office:office" xmlns:oel="http://schemas.microsoft.com/office/2019/extlst" xmlns:r="http://schemas.openxmlformats.org/officeDocument/2006/relationships" xmlns:m="http://schemas.openxmlformats.org/officeDocument/2006/math" xmlns:v="urn:schemas-microsoft-com:vml" xmlns:wp14="http://schemas.microsoft.com/office/word/2010/wordprocessingDrawing" xmlns:wp="http://schemas.openxmlformats.org/drawingml/2006/wordprocessingDrawing" xmlns:w10="urn:schemas-microsoft-com:office:word" xmlns:w="http://schemas.openxmlformats.org/wordprocessingml/2006/main" xmlns:w14="http://schemas.microsoft.com/office/word/2010/wordml" xmlns:w15="http://schemas.microsoft.com/office/word/2012/wordml" xmlns:w16cex="http://schemas.microsoft.com/office/word/2018/wordml/cex" xmlns:w16cid="http://schemas.microsoft.com/office/word/2016/wordml/cid" xmlns:w16="http://schemas.microsoft.com/office/word/2018/wordml" xmlns:w16du="http://schemas.microsoft.com/office/word/2023/wordml/word16du" xmlns:w16sdtdh="http://schemas.microsoft.com/office/word/2020/wordml/sdtdatahash" xmlns:w16sdtfl="http://schemas.microsoft.com/office/word/2024/wordml/sdtformatlock" xmlns:w16se="http://schemas.microsoft.com/office/word/2015/wordml/symex" xmlns:wpg="http://schemas.microsoft.com/office/word/2010/wordprocessingGroup" xmlns:wpi="http://schemas.microsoft.com/office/word/2010/wordprocessingInk" xmlns:wne="http://schemas.microsoft.com/office/word/2006/wordml" xmlns:wps="http://schemas.microsoft.com/office/word/2010/wordprocessingShape" mc:Ignorable="w14 w15 w16se w16cid w16 w16cex w16sdtdh w16sdtfl w16du wp14">
+  <w:abstractNum w:abstractNumId="0" w15:restartNumberingAfterBreak="0">
+    <w:nsid w:val="0474797C"/>
+    <w:multiLevelType w:val="hybridMultilevel"/>
+    <w:tmpl w:val="E5E4EDBC"/>
+    <w:lvl w:ilvl="0" w:tplc="1AFA3D52">
+      <w:numFmt w:val="bullet"/>
+      <w:lvlText w:val="-"/>
+      <w:lvlJc w:val="left"/>
+      <w:pPr>
+        <w:ind w:left="720" w:hanging="360"/>
+      </w:pPr>
+      <w:rPr>
+        <w:rFonts w:ascii="Aptos" w:eastAsiaTheme="minorHAnsi" w:hAnsi="Aptos" w:cstheme="minorBidi" w:hint="default"/>
+      </w:rPr>
+    </w:lvl>
+    <w:lvl w:ilvl="1" w:tplc="04090003" w:tentative="1">
+      <w:start w:val="1"/>
+      <w:numFmt w:val="bullet"/>
+      <w:lvlText w:val="o"/>
+      <w:lvlJc w:val="left"/>
+      <w:pPr>
+        <w:ind w:left="1440" w:hanging="360"/>
+      </w:pPr>
+      <w:rPr>
+        <w:rFonts w:ascii="Courier New" w:hAnsi="Courier New" w:cs="Courier New" w:hint="default"/>
+      </w:rPr>
+    </w:lvl>
+    <w:lvl w:ilvl="2" w:tplc="04090005" w:tentative="1">
+      <w:start w:val="1"/>
+      <w:numFmt w:val="bullet"/>
+      <w:lvlText w:val=""/>
+      <w:lvlJc w:val="left"/>
+      <w:pPr>
+        <w:ind w:left="2160" w:hanging="360"/>
+      </w:pPr>
+      <w:rPr>
+        <w:rFonts w:ascii="Wingdings" w:hAnsi="Wingdings" w:hint="default"/>
+      </w:rPr>
+    </w:lvl>
+    <w:lvl w:ilvl="3" w:tplc="04090001" w:tentative="1">
+      <w:start w:val="1"/>
+      <w:numFmt w:val="bullet"/>
+      <w:lvlText w:val=""/>
+      <w:lvlJc w:val="left"/>
+      <w:pPr>
+        <w:ind w:left="2880" w:hanging="360"/>
+      </w:pPr>
+      <w:rPr>
+        <w:rFonts w:ascii="Symbol" w:hAnsi="Symbol" w:hint="default"/>
+      </w:rPr>
+    </w:lvl>
+    <w:lvl w:ilvl="4" w:tplc="04090003" w:tentative="1">
+      <w:start w:val="1"/>
+      <w:numFmt w:val="bullet"/>
+      <w:lvlText w:val="o"/>
+      <w:lvlJc w:val="left"/>
+      <w:pPr>
+        <w:ind w:left="3600" w:hanging="360"/>
+      </w:pPr>
+      <w:rPr>
+        <w:rFonts w:ascii="Courier New" w:hAnsi="Courier New" w:cs="Courier New" w:hint="default"/>
+      </w:rPr>
+    </w:lvl>
+    <w:lvl w:ilvl="5" w:tplc="04090005" w:tentative="1">
+      <w:start w:val="1"/>
+      <w:numFmt w:val="bullet"/>
+      <w:lvlText w:val=""/>
+      <w:lvlJc w:val="left"/>
+      <w:pPr>
+        <w:ind w:left="4320" w:hanging="360"/>
+      </w:pPr>
+      <w:rPr>
+        <w:rFonts w:ascii="Wingdings" w:hAnsi="Wingdings" w:hint="default"/>
+      </w:rPr>
+    </w:lvl>
+    <w:lvl w:ilvl="6" w:tplc="04090001" w:tentative="1">
+      <w:start w:val="1"/>
+      <w:numFmt w:val="bullet"/>
+      <w:lvlText w:val=""/>
+      <w:lvlJc w:val="left"/>
+      <w:pPr>
+        <w:ind w:left="5040" w:hanging="360"/>
+      </w:pPr>
+      <w:rPr>
+        <w:rFonts w:ascii="Symbol" w:hAnsi="Symbol" w:hint="default"/>
+      </w:rPr>
+    </w:lvl>
+    <w:lvl w:ilvl="7" w:tplc="04090003" w:tentative="1">
+      <w:start w:val="1"/>
+      <w:numFmt w:val="bullet"/>
+      <w:lvlText w:val="o"/>
+      <w:lvlJc w:val="left"/>
+      <w:pPr>
+        <w:ind w:left="5760" w:hanging="360"/>
+      </w:pPr>
+      <w:rPr>
+        <w:rFonts w:ascii="Courier New" w:hAnsi="Courier New" w:cs="Courier New" w:hint="default"/>
+      </w:rPr>
+    </w:lvl>
+    <w:lvl w:ilvl="8" w:tplc="04090005" w:tentative="1">
+      <w:start w:val="1"/>
+      <w:numFmt w:val="bullet"/>
+      <w:lvlText w:val=""/>
+      <w:lvlJc w:val="left"/>
+      <w:pPr>
+        <w:ind w:left="6480" w:hanging="360"/>
+      </w:pPr>
+      <w:rPr>
+        <w:rFonts w:ascii="Wingdings" w:hAnsi="Wingdings" w:hint="default"/>
+      </w:rPr>
+    </w:lvl>
+  </w:abstractNum>
+  <w:abstractNum w:abstractNumId="1" w15:restartNumberingAfterBreak="0">
+    <w:nsid w:val="65D86EEA"/>
+    <w:multiLevelType w:val="hybridMultilevel"/>
+    <w:tmpl w:val="E5CC4926"/>
+    <w:lvl w:ilvl="0" w:tplc="F2FE9C84">
+      <w:numFmt w:val="bullet"/>
+      <w:lvlText w:val="-"/>
+      <w:lvlJc w:val="left"/>
+      <w:pPr>
+        <w:ind w:left="720" w:hanging="360"/>
+      </w:pPr>
+      <w:rPr>
+        <w:rFonts w:ascii="Aptos" w:eastAsiaTheme="minorHAnsi" w:hAnsi="Aptos" w:cstheme="minorBidi" w:hint="default"/>
+      </w:rPr>
+    </w:lvl>
+    <w:lvl w:ilvl="1" w:tplc="04090003" w:tentative="1">
+      <w:start w:val="1"/>
+      <w:numFmt w:val="bullet"/>
+      <w:lvlText w:val="o"/>
+      <w:lvlJc w:val="left"/>
+      <w:pPr>
+        <w:ind w:left="1440" w:hanging="360"/>
+      </w:pPr>
+      <w:rPr>
+        <w:rFonts w:ascii="Courier New" w:hAnsi="Courier New" w:cs="Courier New" w:hint="default"/>
+      </w:rPr>
+    </w:lvl>
+    <w:lvl w:ilvl="2" w:tplc="04090005" w:tentative="1">
+      <w:start w:val="1"/>
+      <w:numFmt w:val="bullet"/>
+      <w:lvlText w:val=""/>
+      <w:lvlJc w:val="left"/>
+      <w:pPr>
+        <w:ind w:left="2160" w:hanging="360"/>
+      </w:pPr>
+      <w:rPr>
+        <w:rFonts w:ascii="Wingdings" w:hAnsi="Wingdings" w:hint="default"/>
+      </w:rPr>
+    </w:lvl>
+    <w:lvl w:ilvl="3" w:tplc="04090001" w:tentative="1">
+      <w:start w:val="1"/>
+      <w:numFmt w:val="bullet"/>
+      <w:lvlText w:val=""/>
+      <w:lvlJc w:val="left"/>
+      <w:pPr>
+        <w:ind w:left="2880" w:hanging="360"/>
+      </w:pPr>
+      <w:rPr>
+        <w:rFonts w:ascii="Symbol" w:hAnsi="Symbol" w:hint="default"/>
+      </w:rPr>
+    </w:lvl>
+    <w:lvl w:ilvl="4" w:tplc="04090003" w:tentative="1">
+      <w:start w:val="1"/>
+      <w:numFmt w:val="bullet"/>
+      <w:lvlText w:val="o"/>
+      <w:lvlJc w:val="left"/>
+      <w:pPr>
+        <w:ind w:left="3600" w:hanging="360"/>
+      </w:pPr>
+      <w:rPr>
+        <w:rFonts w:ascii="Courier New" w:hAnsi="Courier New" w:cs="Courier New" w:hint="default"/>
+      </w:rPr>
+    </w:lvl>
+    <w:lvl w:ilvl="5" w:tplc="04090005" w:tentative="1">
+      <w:start w:val="1"/>
+      <w:numFmt w:val="bullet"/>
+      <w:lvlText w:val=""/>
+      <w:lvlJc w:val="left"/>
+      <w:pPr>
+        <w:ind w:left="4320" w:hanging="360"/>
+      </w:pPr>
+      <w:rPr>
+        <w:rFonts w:ascii="Wingdings" w:hAnsi="Wingdings" w:hint="default"/>
+      </w:rPr>
+    </w:lvl>
+    <w:lvl w:ilvl="6" w:tplc="04090001" w:tentative="1">
+      <w:start w:val="1"/>
+      <w:numFmt w:val="bullet"/>
+      <w:lvlText w:val=""/>
+      <w:lvlJc w:val="left"/>
+      <w:pPr>
+        <w:ind w:left="5040" w:hanging="360"/>
+      </w:pPr>
+      <w:rPr>
+        <w:rFonts w:ascii="Symbol" w:hAnsi="Symbol" w:hint="default"/>
+      </w:rPr>
+    </w:lvl>
+    <w:lvl w:ilvl="7" w:tplc="04090003" w:tentative="1">
+      <w:start w:val="1"/>
+      <w:numFmt w:val="bullet"/>
+      <w:lvlText w:val="o"/>
+      <w:lvlJc w:val="left"/>
+      <w:pPr>
+        <w:ind w:left="5760" w:hanging="360"/>
+      </w:pPr>
+      <w:rPr>
+        <w:rFonts w:ascii="Courier New" w:hAnsi="Courier New" w:cs="Courier New" w:hint="default"/>
+      </w:rPr>
+    </w:lvl>
+    <w:lvl w:ilvl="8" w:tplc="04090005" w:tentative="1">
+      <w:start w:val="1"/>
+      <w:numFmt w:val="bullet"/>
+      <w:lvlText w:val=""/>
+      <w:lvlJc w:val="left"/>
+      <w:pPr>
+        <w:ind w:left="6480" w:hanging="360"/>
+      </w:pPr>
+      <w:rPr>
+        <w:rFonts w:ascii="Wingdings" w:hAnsi="Wingdings" w:hint="default"/>
+      </w:rPr>
+    </w:lvl>
+  </w:abstractNum>
+  <w:num w:numId="1" w16cid:durableId="1213464578">
+    <w:abstractNumId w:val="0"/>
+  </w:num>
+  <w:num w:numId="2" w16cid:durableId="1189953092">
+    <w:abstractNumId w:val="1"/>
+  </w:num>
+</w:numbering>
 </file>
 
 <file path=word/styles.xml><?xml version="1.0" encoding="utf-8"?>

--- a/Document/Card.docx
+++ b/Document/Card.docx
@@ -91,7 +91,17 @@
         <w:t xml:space="preserve">Mặc dù những lá bài giá cao có một nhược điểm to đùng đùng: ta không thể spawn nó đầu và giữa trận. </w:t>
       </w:r>
       <w:r>
-        <w:t>Nhưng chúng tối ưu chi phí hơn những lá bài giá thấp, giống như việc Repeater trong PvZ , hỏa lực bằng nhau nhưng tối ưu diện tích hơn là 2 cây Peashooter. Hoặc chúng mạnh trong một số trường hợp cụ thể</w:t>
+        <w:t xml:space="preserve">Nhưng chúng </w:t>
+      </w:r>
+      <w:r>
+        <w:rPr>
+          <w:b/>
+          <w:bCs/>
+        </w:rPr>
+        <w:t>tối ưu chi phí</w:t>
+      </w:r>
+      <w:r>
+        <w:t xml:space="preserve"> hơn những lá bài giá thấp, giống như việc Repeater trong PvZ , hỏa lực bằng nhau nhưng tối ưu diện tích hơn là 2 cây Peashooter. Hoặc chúng mạnh trong một số trường hợp cụ thể</w:t>
       </w:r>
     </w:p>
     <w:p>
@@ -243,10 +253,7 @@
     </w:p>
     <w:p>
       <w:r>
-        <w:t xml:space="preserve">Dự kiến khi người chơi hoàn thành hết campain và mini-game sẽ nhận đủ Monkey và Alien để phủ một lượng lớn </w:t>
-      </w:r>
-      <w:r>
-        <w:t>thẻ Common, Uncommon, Rare</w:t>
+        <w:t>Dự kiến khi người chơi hoàn thành hết campain và mini-game sẽ nhận đủ Monkey và Alien để phủ một lượng lớn thẻ Common, Uncommon, Rare</w:t>
       </w:r>
       <w:r>
         <w:t xml:space="preserve">. Những thẻ Common đã được nâng cấp lên mức tối đa, </w:t>
